--- a/Network Task.docx
+++ b/Network Task.docx
@@ -19,6 +19,9 @@
         <w:br/>
       </w:r>
       <w:r>
+        <w:rPr>
+          <w:noProof/>
+        </w:rPr>
         <w:drawing>
           <wp:inline distT="0" distB="0" distL="0" distR="0" wp14:anchorId="2B1FA37B" wp14:editId="77CF7FE5">
             <wp:extent cx="4320914" cy="3932261"/>
@@ -79,6 +82,9 @@
     <w:p/>
     <w:p>
       <w:r>
+        <w:rPr>
+          <w:noProof/>
+        </w:rPr>
         <w:drawing>
           <wp:inline distT="0" distB="0" distL="0" distR="0" wp14:anchorId="670A633C" wp14:editId="24C6C7F4">
             <wp:extent cx="5731510" cy="5344795"/>
@@ -135,6 +141,9 @@
         <w:br/>
       </w:r>
       <w:r>
+        <w:rPr>
+          <w:noProof/>
+        </w:rPr>
         <w:drawing>
           <wp:inline distT="0" distB="0" distL="0" distR="0" wp14:anchorId="06662CB2" wp14:editId="638FDB78">
             <wp:extent cx="5731510" cy="3913505"/>
@@ -175,6 +184,9 @@
     <w:p/>
     <w:p>
       <w:r>
+        <w:rPr>
+          <w:noProof/>
+        </w:rPr>
         <w:lastRenderedPageBreak/>
         <w:drawing>
           <wp:inline distT="0" distB="0" distL="0" distR="0" wp14:anchorId="7CC4601B" wp14:editId="14A7EC04">
@@ -217,6 +229,49 @@
       <w:r>
         <w:lastRenderedPageBreak/>
         <w:drawing>
+          <wp:inline distT="0" distB="0" distL="0" distR="0" wp14:anchorId="673958A4" wp14:editId="1E0A6B1D">
+            <wp:extent cx="5121084" cy="6645216"/>
+            <wp:effectExtent l="0" t="0" r="3810" b="3810"/>
+            <wp:docPr id="1181561243" name="Picture 1"/>
+            <wp:cNvGraphicFramePr>
+              <a:graphicFrameLocks xmlns:a="http://schemas.openxmlformats.org/drawingml/2006/main" noChangeAspect="1"/>
+            </wp:cNvGraphicFramePr>
+            <a:graphic xmlns:a="http://schemas.openxmlformats.org/drawingml/2006/main">
+              <a:graphicData uri="http://schemas.openxmlformats.org/drawingml/2006/picture">
+                <pic:pic xmlns:pic="http://schemas.openxmlformats.org/drawingml/2006/picture">
+                  <pic:nvPicPr>
+                    <pic:cNvPr id="1181561243" name=""/>
+                    <pic:cNvPicPr/>
+                  </pic:nvPicPr>
+                  <pic:blipFill>
+                    <a:blip r:embed="rId9"/>
+                    <a:stretch>
+                      <a:fillRect/>
+                    </a:stretch>
+                  </pic:blipFill>
+                  <pic:spPr>
+                    <a:xfrm>
+                      <a:off x="0" y="0"/>
+                      <a:ext cx="5121084" cy="6645216"/>
+                    </a:xfrm>
+                    <a:prstGeom prst="rect">
+                      <a:avLst/>
+                    </a:prstGeom>
+                  </pic:spPr>
+                </pic:pic>
+              </a:graphicData>
+            </a:graphic>
+          </wp:inline>
+        </w:drawing>
+      </w:r>
+    </w:p>
+    <w:p>
+      <w:r>
+        <w:rPr>
+          <w:noProof/>
+        </w:rPr>
+        <w:lastRenderedPageBreak/>
+        <w:drawing>
           <wp:inline distT="0" distB="0" distL="0" distR="0" wp14:anchorId="6357B940" wp14:editId="1668DCC3">
             <wp:extent cx="5731510" cy="5361940"/>
             <wp:effectExtent l="0" t="0" r="2540" b="0"/>
@@ -232,7 +287,7 @@
                     <pic:cNvPicPr/>
                   </pic:nvPicPr>
                   <pic:blipFill>
-                    <a:blip r:embed="rId9"/>
+                    <a:blip r:embed="rId10"/>
                     <a:stretch>
                       <a:fillRect/>
                     </a:stretch>
@@ -265,6 +320,9 @@
     </w:p>
     <w:p>
       <w:r>
+        <w:rPr>
+          <w:noProof/>
+        </w:rPr>
         <w:lastRenderedPageBreak/>
         <w:drawing>
           <wp:inline distT="0" distB="0" distL="0" distR="0" wp14:anchorId="6821B99A" wp14:editId="70DA301E">
@@ -282,7 +340,7 @@
                     <pic:cNvPicPr/>
                   </pic:nvPicPr>
                   <pic:blipFill>
-                    <a:blip r:embed="rId10"/>
+                    <a:blip r:embed="rId11"/>
                     <a:stretch>
                       <a:fillRect/>
                     </a:stretch>
@@ -1014,6 +1072,7 @@
   <w:style w:type="character" w:default="1" w:styleId="DefaultParagraphFont">
     <w:name w:val="Default Paragraph Font"/>
     <w:uiPriority w:val="1"/>
+    <w:semiHidden/>
     <w:unhideWhenUsed/>
   </w:style>
   <w:style w:type="table" w:default="1" w:styleId="TableNormal">
